--- a/docs/SCI_SE_Nhom07_12.ProjectConfigurationManagement.docx
+++ b/docs/SCI_SE_Nhom07_12.ProjectConfigurationManagement.docx
@@ -20664,7 +20664,7 @@
       </w:tblGrid>
       <w:tr>
         <w:trPr>
-          <w:trHeight w:val="692"/>
+          <w:trHeight w:val="729"/>
           <w:jc w:val="center"/>
         </w:trPr>
         <w:tc>
@@ -20722,7 +20722,6 @@
       </w:tr>
       <w:tr>
         <w:trPr>
-          <w:trHeight w:val="984"/>
           <w:jc w:val="center"/>
         </w:trPr>
         <w:tc>
@@ -20780,7 +20779,7 @@
       </w:tr>
       <w:tr>
         <w:trPr>
-          <w:trHeight w:val="829"/>
+          <w:trHeight w:val="780"/>
           <w:jc w:val="center"/>
         </w:trPr>
         <w:tc>
@@ -20888,7 +20887,7 @@
       </w:tr>
       <w:tr>
         <w:trPr>
-          <w:trHeight w:val="698"/>
+          <w:trHeight w:val="706"/>
           <w:jc w:val="center"/>
         </w:trPr>
         <w:tc>
@@ -20962,7 +20961,7 @@
       </w:tr>
       <w:tr>
         <w:trPr>
-          <w:trHeight w:val="1842"/>
+          <w:trHeight w:val="1479"/>
           <w:jc w:val="center"/>
         </w:trPr>
         <w:tc>
@@ -21067,7 +21066,7 @@
       </w:tr>
       <w:tr>
         <w:trPr>
-          <w:trHeight w:val="1724"/>
+          <w:trHeight w:val="1616"/>
           <w:jc w:val="center"/>
         </w:trPr>
         <w:tc>
@@ -21192,7 +21191,7 @@
       </w:tr>
       <w:tr>
         <w:trPr>
-          <w:trHeight w:val="1664"/>
+          <w:trHeight w:val="1682"/>
           <w:jc w:val="center"/>
         </w:trPr>
         <w:tc>
@@ -21306,7 +21305,6 @@
       </w:tr>
       <w:tr>
         <w:trPr>
-          <w:trHeight w:val="1007"/>
           <w:jc w:val="center"/>
         </w:trPr>
         <w:tc>
@@ -21415,7 +21413,6 @@
       </w:tr>
       <w:tr>
         <w:trPr>
-          <w:trHeight w:val="1108"/>
           <w:jc w:val="center"/>
         </w:trPr>
         <w:tc>
@@ -21514,7 +21511,6 @@
       </w:tr>
       <w:tr>
         <w:trPr>
-          <w:trHeight w:val="996"/>
           <w:jc w:val="center"/>
         </w:trPr>
         <w:tc>
@@ -21613,7 +21609,7 @@
       </w:tr>
       <w:tr>
         <w:trPr>
-          <w:trHeight w:val="982"/>
+          <w:trHeight w:val="1315"/>
           <w:jc w:val="center"/>
         </w:trPr>
         <w:tc>
@@ -21722,6 +21718,26 @@
           <w:szCs w:val="26"/>
         </w:rPr>
       </w:pPr>
+    </w:p>
+    <w:p>
+      <w:pPr>
+        <w:spacing w:after="160" w:line="259" w:lineRule="auto"/>
+        <w:rPr>
+          <w:rFonts w:ascii="Times New Roman" w:hAnsi="Times New Roman" w:cs="Times New Roman"/>
+          <w:b/>
+          <w:sz w:val="26"/>
+          <w:szCs w:val="26"/>
+        </w:rPr>
+      </w:pPr>
+      <w:r>
+        <w:rPr>
+          <w:rFonts w:ascii="Times New Roman" w:hAnsi="Times New Roman" w:cs="Times New Roman"/>
+          <w:b/>
+          <w:sz w:val="26"/>
+          <w:szCs w:val="26"/>
+        </w:rPr>
+        <w:br w:type="page"/>
+      </w:r>
     </w:p>
     <w:p>
       <w:pPr>
@@ -23767,18 +23783,13 @@
         </w:rPr>
       </w:pPr>
     </w:p>
+    <w:bookmarkStart w:id="1" w:name="_Toc229520241" w:displacedByCustomXml="next"/>
     <w:sdt>
       <w:sdtPr>
         <w:rPr>
-          <w:rFonts w:ascii="Times New Roman" w:eastAsiaTheme="minorHAnsi" w:hAnsi="Times New Roman" w:cs="Times New Roman"/>
-          <w:b w:val="0"/>
-          <w:bCs w:val="0"/>
-          <w:color w:val="auto"/>
-          <w:sz w:val="22"/>
-          <w:szCs w:val="22"/>
-          <w:lang w:eastAsia="en-US"/>
+          <w:rFonts w:ascii="Times New Roman" w:hAnsi="Times New Roman" w:cs="Times New Roman"/>
         </w:rPr>
-        <w:id w:val="1428920721"/>
+        <w:id w:val="-1546136844"/>
         <w:docPartObj>
           <w:docPartGallery w:val="Table of Contents"/>
           <w:docPartUnique/>
@@ -23786,63 +23797,24 @@
       </w:sdtPr>
       <w:sdtEndPr>
         <w:rPr>
+          <w:rFonts w:eastAsiaTheme="minorHAnsi"/>
           <w:noProof/>
+          <w:color w:val="auto"/>
+          <w:sz w:val="24"/>
+          <w:szCs w:val="24"/>
+          <w:lang w:eastAsia="en-US"/>
         </w:rPr>
       </w:sdtEndPr>
       <w:sdtContent>
         <w:p>
           <w:pPr>
             <w:pStyle w:val="TOCHeading"/>
-            <w:tabs>
-              <w:tab w:val="left" w:pos="476"/>
-              <w:tab w:val="left" w:pos="2467"/>
-              <w:tab w:val="center" w:pos="4536"/>
-            </w:tabs>
-            <w:spacing w:before="0" w:line="360" w:lineRule="auto"/>
+            <w:jc w:val="center"/>
             <w:outlineLvl w:val="0"/>
             <w:rPr>
               <w:rFonts w:ascii="Times New Roman" w:hAnsi="Times New Roman" w:cs="Times New Roman"/>
-              <w:sz w:val="22"/>
-              <w:szCs w:val="22"/>
             </w:rPr>
           </w:pPr>
-          <w:r>
-            <w:rPr>
-              <w:rFonts w:ascii="Times New Roman" w:eastAsiaTheme="minorHAnsi" w:hAnsi="Times New Roman" w:cs="Times New Roman"/>
-              <w:b w:val="0"/>
-              <w:bCs w:val="0"/>
-              <w:color w:val="auto"/>
-              <w:sz w:val="22"/>
-              <w:szCs w:val="22"/>
-              <w:lang w:eastAsia="en-US"/>
-            </w:rPr>
-            <w:tab/>
-          </w:r>
-          <w:r>
-            <w:rPr>
-              <w:rFonts w:ascii="Times New Roman" w:eastAsiaTheme="minorHAnsi" w:hAnsi="Times New Roman" w:cs="Times New Roman"/>
-              <w:b w:val="0"/>
-              <w:bCs w:val="0"/>
-              <w:color w:val="auto"/>
-              <w:sz w:val="22"/>
-              <w:szCs w:val="22"/>
-              <w:lang w:eastAsia="en-US"/>
-            </w:rPr>
-            <w:tab/>
-          </w:r>
-          <w:bookmarkStart w:id="1" w:name="_Toc228360707"/>
-          <w:r>
-            <w:rPr>
-              <w:rFonts w:ascii="Times New Roman" w:eastAsiaTheme="minorHAnsi" w:hAnsi="Times New Roman" w:cs="Times New Roman"/>
-              <w:b w:val="0"/>
-              <w:bCs w:val="0"/>
-              <w:color w:val="auto"/>
-              <w:sz w:val="22"/>
-              <w:szCs w:val="22"/>
-              <w:lang w:eastAsia="en-US"/>
-            </w:rPr>
-            <w:tab/>
-          </w:r>
           <w:r>
             <w:rPr>
               <w:rFonts w:ascii="Times New Roman" w:hAnsi="Times New Roman" w:cs="Times New Roman"/>
@@ -23855,105 +23827,72 @@
           <w:pPr>
             <w:pStyle w:val="TOC1"/>
             <w:rPr>
-              <w:rFonts w:asciiTheme="minorHAnsi" w:eastAsiaTheme="minorEastAsia" w:hAnsiTheme="minorHAnsi" w:cstheme="minorBidi"/>
-              <w:b w:val="0"/>
-              <w:sz w:val="22"/>
-              <w:szCs w:val="22"/>
+              <w:rFonts w:eastAsiaTheme="minorEastAsia"/>
             </w:rPr>
           </w:pPr>
           <w:r>
             <w:rPr>
-              <w:noProof w:val="0"/>
-              <w:sz w:val="22"/>
-              <w:szCs w:val="22"/>
+              <w:bCs/>
             </w:rPr>
             <w:fldChar w:fldCharType="begin"/>
           </w:r>
           <w:r>
             <w:rPr>
-              <w:sz w:val="22"/>
-              <w:szCs w:val="22"/>
+              <w:bCs/>
             </w:rPr>
             <w:instrText xml:space="preserve"> TOC \o "1-3" \h \z \u </w:instrText>
           </w:r>
           <w:r>
             <w:rPr>
-              <w:noProof w:val="0"/>
-              <w:sz w:val="22"/>
-              <w:szCs w:val="22"/>
+              <w:bCs/>
             </w:rPr>
             <w:fldChar w:fldCharType="separate"/>
           </w:r>
-          <w:hyperlink w:anchor="_Toc228360707" w:history="1">
+          <w:hyperlink w:anchor="_Toc229520241" w:history="1">
             <w:r>
               <w:rPr>
-                <w:rFonts w:asciiTheme="minorHAnsi" w:eastAsiaTheme="minorEastAsia" w:hAnsiTheme="minorHAnsi" w:cstheme="minorBidi"/>
-                <w:b w:val="0"/>
-                <w:sz w:val="22"/>
-                <w:szCs w:val="22"/>
+                <w:rStyle w:val="Hyperlink"/>
+              </w:rPr>
+              <w:t>MỤC LỤC</w:t>
+            </w:r>
+            <w:r>
+              <w:rPr>
+                <w:webHidden/>
               </w:rPr>
               <w:tab/>
             </w:r>
             <w:r>
               <w:rPr>
-                <w:rStyle w:val="Hyperlink"/>
-                <w:sz w:val="22"/>
-                <w:szCs w:val="22"/>
-              </w:rPr>
-              <w:t>MỤC LỤC</w:t>
-            </w:r>
-            <w:r>
-              <w:rPr>
                 <w:webHidden/>
-                <w:sz w:val="22"/>
-                <w:szCs w:val="22"/>
-              </w:rPr>
-              <w:tab/>
-            </w:r>
-            <w:r>
-              <w:rPr>
-                <w:webHidden/>
-                <w:sz w:val="22"/>
-                <w:szCs w:val="22"/>
               </w:rPr>
               <w:fldChar w:fldCharType="begin"/>
             </w:r>
             <w:r>
               <w:rPr>
                 <w:webHidden/>
-                <w:sz w:val="22"/>
-                <w:szCs w:val="22"/>
-              </w:rPr>
-              <w:instrText xml:space="preserve"> PAGEREF _Toc228360707 \h </w:instrText>
+              </w:rPr>
+              <w:instrText xml:space="preserve"> PAGEREF _Toc229520241 \h </w:instrText>
             </w:r>
             <w:r>
               <w:rPr>
                 <w:webHidden/>
-                <w:sz w:val="22"/>
-                <w:szCs w:val="22"/>
               </w:rPr>
             </w:r>
             <w:r>
               <w:rPr>
                 <w:webHidden/>
-                <w:sz w:val="22"/>
-                <w:szCs w:val="22"/>
               </w:rPr>
               <w:fldChar w:fldCharType="separate"/>
             </w:r>
             <w:r>
               <w:rPr>
                 <w:webHidden/>
-                <w:sz w:val="22"/>
-                <w:szCs w:val="22"/>
               </w:rPr>
               <w:t>4</w:t>
             </w:r>
             <w:r>
               <w:rPr>
                 <w:webHidden/>
-                <w:sz w:val="22"/>
-                <w:szCs w:val="22"/>
               </w:rPr>
               <w:fldChar w:fldCharType="end"/>
             </w:r>
@@ -23963,90 +23902,66 @@
           <w:pPr>
             <w:pStyle w:val="TOC1"/>
             <w:rPr>
-              <w:rFonts w:asciiTheme="minorHAnsi" w:eastAsiaTheme="minorEastAsia" w:hAnsiTheme="minorHAnsi" w:cstheme="minorBidi"/>
-              <w:b w:val="0"/>
-              <w:sz w:val="22"/>
-              <w:szCs w:val="22"/>
+              <w:rFonts w:eastAsiaTheme="minorEastAsia"/>
             </w:rPr>
           </w:pPr>
-          <w:hyperlink w:anchor="_Toc228360708" w:history="1">
+          <w:hyperlink w:anchor="_Toc229520242" w:history="1">
             <w:r>
               <w:rPr>
                 <w:rStyle w:val="Hyperlink"/>
-                <w:sz w:val="22"/>
-                <w:szCs w:val="22"/>
               </w:rPr>
               <w:t>1.</w:t>
             </w:r>
             <w:r>
               <w:rPr>
-                <w:rFonts w:asciiTheme="minorHAnsi" w:eastAsiaTheme="minorEastAsia" w:hAnsiTheme="minorHAnsi" w:cstheme="minorBidi"/>
-                <w:b w:val="0"/>
-                <w:sz w:val="22"/>
-                <w:szCs w:val="22"/>
+                <w:rFonts w:eastAsiaTheme="minorEastAsia"/>
               </w:rPr>
               <w:tab/>
             </w:r>
             <w:r>
               <w:rPr>
                 <w:rStyle w:val="Hyperlink"/>
-                <w:sz w:val="22"/>
-                <w:szCs w:val="22"/>
               </w:rPr>
               <w:t>GIỚI THIỆU</w:t>
             </w:r>
             <w:r>
               <w:rPr>
                 <w:webHidden/>
-                <w:sz w:val="22"/>
-                <w:szCs w:val="22"/>
               </w:rPr>
               <w:tab/>
             </w:r>
             <w:r>
               <w:rPr>
                 <w:webHidden/>
-                <w:sz w:val="22"/>
-                <w:szCs w:val="22"/>
               </w:rPr>
               <w:fldChar w:fldCharType="begin"/>
             </w:r>
             <w:r>
               <w:rPr>
                 <w:webHidden/>
-                <w:sz w:val="22"/>
-                <w:szCs w:val="22"/>
-              </w:rPr>
-              <w:instrText xml:space="preserve"> PAGEREF _Toc228360708 \h </w:instrText>
+              </w:rPr>
+              <w:instrText xml:space="preserve"> PAGEREF _Toc229520242 \h </w:instrText>
             </w:r>
             <w:r>
               <w:rPr>
                 <w:webHidden/>
-                <w:sz w:val="22"/>
-                <w:szCs w:val="22"/>
               </w:rPr>
             </w:r>
             <w:r>
               <w:rPr>
                 <w:webHidden/>
-                <w:sz w:val="22"/>
-                <w:szCs w:val="22"/>
               </w:rPr>
               <w:fldChar w:fldCharType="separate"/>
             </w:r>
             <w:r>
               <w:rPr>
                 <w:webHidden/>
-                <w:sz w:val="22"/>
-                <w:szCs w:val="22"/>
               </w:rPr>
               <w:t>5</w:t>
             </w:r>
             <w:r>
               <w:rPr>
                 <w:webHidden/>
-                <w:sz w:val="22"/>
-                <w:szCs w:val="22"/>
               </w:rPr>
               <w:fldChar w:fldCharType="end"/>
             </w:r>
@@ -24056,24 +23971,28 @@
           <w:pPr>
             <w:pStyle w:val="TOC2"/>
             <w:rPr>
-              <w:rFonts w:asciiTheme="minorHAnsi" w:eastAsiaTheme="minorEastAsia" w:hAnsiTheme="minorHAnsi" w:cstheme="minorBidi"/>
-              <w:b w:val="0"/>
+              <w:rFonts w:eastAsiaTheme="minorEastAsia"/>
               <w:bCs w:val="0"/>
+              <w:sz w:val="24"/>
+              <w:szCs w:val="24"/>
             </w:rPr>
           </w:pPr>
-          <w:hyperlink w:anchor="_Toc228360709" w:history="1">
+          <w:hyperlink w:anchor="_Toc229520243" w:history="1">
             <w:r>
               <w:rPr>
                 <w:rStyle w:val="Hyperlink"/>
                 <w:rFonts w:eastAsia="Calibri"/>
+                <w:sz w:val="24"/>
+                <w:szCs w:val="24"/>
               </w:rPr>
               <w:t>1.1.</w:t>
             </w:r>
             <w:r>
               <w:rPr>
-                <w:rFonts w:asciiTheme="minorHAnsi" w:eastAsiaTheme="minorEastAsia" w:hAnsiTheme="minorHAnsi" w:cstheme="minorBidi"/>
-                <w:b w:val="0"/>
+                <w:rFonts w:eastAsiaTheme="minorEastAsia"/>
                 <w:bCs w:val="0"/>
+                <w:sz w:val="24"/>
+                <w:szCs w:val="24"/>
               </w:rPr>
               <w:tab/>
             </w:r>
@@ -24081,47 +24000,63 @@
               <w:rPr>
                 <w:rStyle w:val="Hyperlink"/>
                 <w:rFonts w:eastAsia="Calibri"/>
+                <w:sz w:val="24"/>
+                <w:szCs w:val="24"/>
               </w:rPr>
               <w:t>Mục đích</w:t>
             </w:r>
             <w:r>
               <w:rPr>
                 <w:webHidden/>
+                <w:sz w:val="24"/>
+                <w:szCs w:val="24"/>
               </w:rPr>
               <w:tab/>
             </w:r>
             <w:r>
               <w:rPr>
                 <w:webHidden/>
+                <w:sz w:val="24"/>
+                <w:szCs w:val="24"/>
               </w:rPr>
               <w:fldChar w:fldCharType="begin"/>
             </w:r>
             <w:r>
               <w:rPr>
                 <w:webHidden/>
-              </w:rPr>
-              <w:instrText xml:space="preserve"> PAGEREF _Toc228360709 \h </w:instrText>
+                <w:sz w:val="24"/>
+                <w:szCs w:val="24"/>
+              </w:rPr>
+              <w:instrText xml:space="preserve"> PAGEREF _Toc229520243 \h </w:instrText>
             </w:r>
             <w:r>
               <w:rPr>
                 <w:webHidden/>
+                <w:sz w:val="24"/>
+                <w:szCs w:val="24"/>
               </w:rPr>
             </w:r>
             <w:r>
               <w:rPr>
                 <w:webHidden/>
+                <w:sz w:val="24"/>
+                <w:szCs w:val="24"/>
               </w:rPr>
               <w:fldChar w:fldCharType="separate"/>
             </w:r>
             <w:r>
               <w:rPr>
                 <w:webHidden/>
+                <w:sz w:val="24"/>
+                <w:szCs w:val="24"/>
               </w:rPr>
               <w:t>5</w:t>
             </w:r>
             <w:r>
               <w:rPr>
                 <w:webHidden/>
+                <w:sz w:val="24"/>
+                <w:szCs w:val="24"/>
               </w:rPr>
               <w:fldChar w:fldCharType="end"/>
             </w:r>
@@ -24131,24 +24066,28 @@
           <w:pPr>
             <w:pStyle w:val="TOC2"/>
             <w:rPr>
-              <w:rFonts w:asciiTheme="minorHAnsi" w:eastAsiaTheme="minorEastAsia" w:hAnsiTheme="minorHAnsi" w:cstheme="minorBidi"/>
-              <w:b w:val="0"/>
+              <w:rFonts w:eastAsiaTheme="minorEastAsia"/>
               <w:bCs w:val="0"/>
+              <w:sz w:val="24"/>
+              <w:szCs w:val="24"/>
             </w:rPr>
           </w:pPr>
-          <w:hyperlink w:anchor="_Toc228360710" w:history="1">
+          <w:hyperlink w:anchor="_Toc229520244" w:history="1">
             <w:r>
               <w:rPr>
                 <w:rStyle w:val="Hyperlink"/>
                 <w:rFonts w:eastAsia="Calibri"/>
+                <w:sz w:val="24"/>
+                <w:szCs w:val="24"/>
               </w:rPr>
               <w:t>1.2.</w:t>
             </w:r>
             <w:r>
               <w:rPr>
-                <w:rFonts w:asciiTheme="minorHAnsi" w:eastAsiaTheme="minorEastAsia" w:hAnsiTheme="minorHAnsi" w:cstheme="minorBidi"/>
-                <w:b w:val="0"/>
+                <w:rFonts w:eastAsiaTheme="minorEastAsia"/>
                 <w:bCs w:val="0"/>
+                <w:sz w:val="24"/>
+                <w:szCs w:val="24"/>
               </w:rPr>
               <w:tab/>
             </w:r>
@@ -24156,47 +24095,63 @@
               <w:rPr>
                 <w:rStyle w:val="Hyperlink"/>
                 <w:rFonts w:eastAsia="Calibri"/>
+                <w:sz w:val="24"/>
+                <w:szCs w:val="24"/>
               </w:rPr>
               <w:t>Phạm vi</w:t>
             </w:r>
             <w:r>
               <w:rPr>
                 <w:webHidden/>
+                <w:sz w:val="24"/>
+                <w:szCs w:val="24"/>
               </w:rPr>
               <w:tab/>
             </w:r>
             <w:r>
               <w:rPr>
                 <w:webHidden/>
+                <w:sz w:val="24"/>
+                <w:szCs w:val="24"/>
               </w:rPr>
               <w:fldChar w:fldCharType="begin"/>
             </w:r>
             <w:r>
               <w:rPr>
                 <w:webHidden/>
-              </w:rPr>
-              <w:instrText xml:space="preserve"> PAGEREF _Toc228360710 \h </w:instrText>
+                <w:sz w:val="24"/>
+                <w:szCs w:val="24"/>
+              </w:rPr>
+              <w:instrText xml:space="preserve"> PAGEREF _Toc229520244 \h </w:instrText>
             </w:r>
             <w:r>
               <w:rPr>
                 <w:webHidden/>
+                <w:sz w:val="24"/>
+                <w:szCs w:val="24"/>
               </w:rPr>
             </w:r>
             <w:r>
               <w:rPr>
                 <w:webHidden/>
+                <w:sz w:val="24"/>
+                <w:szCs w:val="24"/>
               </w:rPr>
               <w:fldChar w:fldCharType="separate"/>
             </w:r>
             <w:r>
               <w:rPr>
                 <w:webHidden/>
+                <w:sz w:val="24"/>
+                <w:szCs w:val="24"/>
               </w:rPr>
               <w:t>5</w:t>
             </w:r>
             <w:r>
               <w:rPr>
                 <w:webHidden/>
+                <w:sz w:val="24"/>
+                <w:szCs w:val="24"/>
               </w:rPr>
               <w:fldChar w:fldCharType="end"/>
             </w:r>
@@ -24206,100 +24161,66 @@
           <w:pPr>
             <w:pStyle w:val="TOC1"/>
             <w:rPr>
-              <w:rFonts w:asciiTheme="minorHAnsi" w:eastAsiaTheme="minorEastAsia" w:hAnsiTheme="minorHAnsi" w:cstheme="minorBidi"/>
-              <w:b w:val="0"/>
-              <w:sz w:val="22"/>
-              <w:szCs w:val="22"/>
+              <w:rFonts w:eastAsiaTheme="minorEastAsia"/>
             </w:rPr>
           </w:pPr>
-          <w:hyperlink w:anchor="_Toc228360711" w:history="1">
+          <w:hyperlink w:anchor="_Toc229520245" w:history="1">
             <w:r>
               <w:rPr>
                 <w:rStyle w:val="Hyperlink"/>
-                <w:sz w:val="22"/>
-                <w:szCs w:val="22"/>
               </w:rPr>
               <w:t>2.</w:t>
             </w:r>
             <w:r>
               <w:rPr>
-                <w:rFonts w:asciiTheme="minorHAnsi" w:eastAsiaTheme="minorEastAsia" w:hAnsiTheme="minorHAnsi" w:cstheme="minorBidi"/>
-                <w:b w:val="0"/>
-                <w:sz w:val="22"/>
-                <w:szCs w:val="22"/>
+                <w:rFonts w:eastAsiaTheme="minorEastAsia"/>
               </w:rPr>
               <w:tab/>
             </w:r>
             <w:r>
               <w:rPr>
                 <w:rStyle w:val="Hyperlink"/>
-                <w:sz w:val="22"/>
-                <w:szCs w:val="22"/>
-              </w:rPr>
-              <w:t>QUẢN LÝ CẤU HÌNH VÀ QUY Ư</w:t>
-            </w:r>
-            <w:bookmarkStart w:id="2" w:name="_GoBack"/>
-            <w:bookmarkEnd w:id="2"/>
-            <w:r>
-              <w:rPr>
-                <w:rStyle w:val="Hyperlink"/>
-                <w:sz w:val="22"/>
-                <w:szCs w:val="22"/>
-              </w:rPr>
-              <w:t>ỚC ĐẶT TÊN</w:t>
+              </w:rPr>
+              <w:t>QUẢN LÝ CẤU HÌNH VÀ QUY ƯỚC ĐẶT TÊN</w:t>
             </w:r>
             <w:r>
               <w:rPr>
                 <w:webHidden/>
-                <w:sz w:val="22"/>
-                <w:szCs w:val="22"/>
               </w:rPr>
               <w:tab/>
             </w:r>
             <w:r>
               <w:rPr>
                 <w:webHidden/>
-                <w:sz w:val="22"/>
-                <w:szCs w:val="22"/>
               </w:rPr>
               <w:fldChar w:fldCharType="begin"/>
             </w:r>
             <w:r>
               <w:rPr>
                 <w:webHidden/>
-                <w:sz w:val="22"/>
-                <w:szCs w:val="22"/>
-              </w:rPr>
-              <w:instrText xml:space="preserve"> PAGEREF _Toc228360711 \h </w:instrText>
+              </w:rPr>
+              <w:instrText xml:space="preserve"> PAGEREF _Toc229520245 \h </w:instrText>
             </w:r>
             <w:r>
               <w:rPr>
                 <w:webHidden/>
-                <w:sz w:val="22"/>
-                <w:szCs w:val="22"/>
               </w:rPr>
             </w:r>
             <w:r>
               <w:rPr>
                 <w:webHidden/>
-                <w:sz w:val="22"/>
-                <w:szCs w:val="22"/>
               </w:rPr>
               <w:fldChar w:fldCharType="separate"/>
             </w:r>
             <w:r>
               <w:rPr>
                 <w:webHidden/>
-                <w:sz w:val="22"/>
-                <w:szCs w:val="22"/>
               </w:rPr>
               <w:t>5</w:t>
             </w:r>
             <w:r>
               <w:rPr>
                 <w:webHidden/>
-                <w:sz w:val="22"/>
-                <w:szCs w:val="22"/>
               </w:rPr>
               <w:fldChar w:fldCharType="end"/>
             </w:r>
@@ -24309,24 +24230,28 @@
           <w:pPr>
             <w:pStyle w:val="TOC2"/>
             <w:rPr>
-              <w:rFonts w:asciiTheme="minorHAnsi" w:eastAsiaTheme="minorEastAsia" w:hAnsiTheme="minorHAnsi" w:cstheme="minorBidi"/>
-              <w:b w:val="0"/>
+              <w:rFonts w:eastAsiaTheme="minorEastAsia"/>
               <w:bCs w:val="0"/>
+              <w:sz w:val="24"/>
+              <w:szCs w:val="24"/>
             </w:rPr>
           </w:pPr>
-          <w:hyperlink w:anchor="_Toc228360712" w:history="1">
+          <w:hyperlink w:anchor="_Toc229520246" w:history="1">
             <w:r>
               <w:rPr>
                 <w:rStyle w:val="Hyperlink"/>
                 <w:rFonts w:eastAsia="Calibri"/>
+                <w:sz w:val="24"/>
+                <w:szCs w:val="24"/>
               </w:rPr>
               <w:t>2.1.</w:t>
             </w:r>
             <w:r>
               <w:rPr>
-                <w:rFonts w:asciiTheme="minorHAnsi" w:eastAsiaTheme="minorEastAsia" w:hAnsiTheme="minorHAnsi" w:cstheme="minorBidi"/>
-                <w:b w:val="0"/>
+                <w:rFonts w:eastAsiaTheme="minorEastAsia"/>
                 <w:bCs w:val="0"/>
+                <w:sz w:val="24"/>
+                <w:szCs w:val="24"/>
               </w:rPr>
               <w:tab/>
             </w:r>
@@ -24334,47 +24259,63 @@
               <w:rPr>
                 <w:rStyle w:val="Hyperlink"/>
                 <w:rFonts w:eastAsia="Calibri"/>
+                <w:sz w:val="24"/>
+                <w:szCs w:val="24"/>
               </w:rPr>
               <w:t>Tài liệu quản lý</w:t>
             </w:r>
             <w:r>
               <w:rPr>
                 <w:webHidden/>
+                <w:sz w:val="24"/>
+                <w:szCs w:val="24"/>
               </w:rPr>
               <w:tab/>
             </w:r>
             <w:r>
               <w:rPr>
                 <w:webHidden/>
+                <w:sz w:val="24"/>
+                <w:szCs w:val="24"/>
               </w:rPr>
               <w:fldChar w:fldCharType="begin"/>
             </w:r>
             <w:r>
               <w:rPr>
                 <w:webHidden/>
-              </w:rPr>
-              <w:instrText xml:space="preserve"> PAGEREF _Toc228360712 \h </w:instrText>
+                <w:sz w:val="24"/>
+                <w:szCs w:val="24"/>
+              </w:rPr>
+              <w:instrText xml:space="preserve"> PAGEREF _Toc229520246 \h </w:instrText>
             </w:r>
             <w:r>
               <w:rPr>
                 <w:webHidden/>
+                <w:sz w:val="24"/>
+                <w:szCs w:val="24"/>
               </w:rPr>
             </w:r>
             <w:r>
               <w:rPr>
                 <w:webHidden/>
+                <w:sz w:val="24"/>
+                <w:szCs w:val="24"/>
               </w:rPr>
               <w:fldChar w:fldCharType="separate"/>
             </w:r>
             <w:r>
               <w:rPr>
                 <w:webHidden/>
+                <w:sz w:val="24"/>
+                <w:szCs w:val="24"/>
               </w:rPr>
               <w:t>5</w:t>
             </w:r>
             <w:r>
               <w:rPr>
                 <w:webHidden/>
+                <w:sz w:val="24"/>
+                <w:szCs w:val="24"/>
               </w:rPr>
               <w:fldChar w:fldCharType="end"/>
             </w:r>
@@ -24384,24 +24325,28 @@
           <w:pPr>
             <w:pStyle w:val="TOC2"/>
             <w:rPr>
-              <w:rFonts w:asciiTheme="minorHAnsi" w:eastAsiaTheme="minorEastAsia" w:hAnsiTheme="minorHAnsi" w:cstheme="minorBidi"/>
-              <w:b w:val="0"/>
+              <w:rFonts w:eastAsiaTheme="minorEastAsia"/>
               <w:bCs w:val="0"/>
+              <w:sz w:val="24"/>
+              <w:szCs w:val="24"/>
             </w:rPr>
           </w:pPr>
-          <w:hyperlink w:anchor="_Toc228360713" w:history="1">
+          <w:hyperlink w:anchor="_Toc229520247" w:history="1">
             <w:r>
               <w:rPr>
                 <w:rStyle w:val="Hyperlink"/>
                 <w:rFonts w:eastAsia="Calibri"/>
+                <w:sz w:val="24"/>
+                <w:szCs w:val="24"/>
               </w:rPr>
               <w:t>2.2.</w:t>
             </w:r>
             <w:r>
               <w:rPr>
-                <w:rFonts w:asciiTheme="minorHAnsi" w:eastAsiaTheme="minorEastAsia" w:hAnsiTheme="minorHAnsi" w:cstheme="minorBidi"/>
-                <w:b w:val="0"/>
+                <w:rFonts w:eastAsiaTheme="minorEastAsia"/>
                 <w:bCs w:val="0"/>
+                <w:sz w:val="24"/>
+                <w:szCs w:val="24"/>
               </w:rPr>
               <w:tab/>
             </w:r>
@@ -24409,47 +24354,63 @@
               <w:rPr>
                 <w:rStyle w:val="Hyperlink"/>
                 <w:rFonts w:eastAsia="Calibri"/>
+                <w:sz w:val="24"/>
+                <w:szCs w:val="24"/>
               </w:rPr>
               <w:t>Tài liệu sản phẩm</w:t>
             </w:r>
             <w:r>
               <w:rPr>
                 <w:webHidden/>
+                <w:sz w:val="24"/>
+                <w:szCs w:val="24"/>
               </w:rPr>
               <w:tab/>
             </w:r>
             <w:r>
               <w:rPr>
                 <w:webHidden/>
+                <w:sz w:val="24"/>
+                <w:szCs w:val="24"/>
               </w:rPr>
               <w:fldChar w:fldCharType="begin"/>
             </w:r>
             <w:r>
               <w:rPr>
                 <w:webHidden/>
-              </w:rPr>
-              <w:instrText xml:space="preserve"> PAGEREF _Toc228360713 \h </w:instrText>
+                <w:sz w:val="24"/>
+                <w:szCs w:val="24"/>
+              </w:rPr>
+              <w:instrText xml:space="preserve"> PAGEREF _Toc229520247 \h </w:instrText>
             </w:r>
             <w:r>
               <w:rPr>
                 <w:webHidden/>
+                <w:sz w:val="24"/>
+                <w:szCs w:val="24"/>
               </w:rPr>
             </w:r>
             <w:r>
               <w:rPr>
                 <w:webHidden/>
+                <w:sz w:val="24"/>
+                <w:szCs w:val="24"/>
               </w:rPr>
               <w:fldChar w:fldCharType="separate"/>
             </w:r>
             <w:r>
               <w:rPr>
                 <w:webHidden/>
+                <w:sz w:val="24"/>
+                <w:szCs w:val="24"/>
               </w:rPr>
               <w:t>6</w:t>
             </w:r>
             <w:r>
               <w:rPr>
                 <w:webHidden/>
+                <w:sz w:val="24"/>
+                <w:szCs w:val="24"/>
               </w:rPr>
               <w:fldChar w:fldCharType="end"/>
             </w:r>
@@ -24459,24 +24420,28 @@
           <w:pPr>
             <w:pStyle w:val="TOC2"/>
             <w:rPr>
-              <w:rFonts w:asciiTheme="minorHAnsi" w:eastAsiaTheme="minorEastAsia" w:hAnsiTheme="minorHAnsi" w:cstheme="minorBidi"/>
-              <w:b w:val="0"/>
+              <w:rFonts w:eastAsiaTheme="minorEastAsia"/>
               <w:bCs w:val="0"/>
+              <w:sz w:val="24"/>
+              <w:szCs w:val="24"/>
             </w:rPr>
           </w:pPr>
-          <w:hyperlink w:anchor="_Toc228360714" w:history="1">
+          <w:hyperlink w:anchor="_Toc229520248" w:history="1">
             <w:r>
               <w:rPr>
                 <w:rStyle w:val="Hyperlink"/>
                 <w:rFonts w:eastAsia="Calibri"/>
+                <w:sz w:val="24"/>
+                <w:szCs w:val="24"/>
               </w:rPr>
               <w:t>2.3.</w:t>
             </w:r>
             <w:r>
               <w:rPr>
-                <w:rFonts w:asciiTheme="minorHAnsi" w:eastAsiaTheme="minorEastAsia" w:hAnsiTheme="minorHAnsi" w:cstheme="minorBidi"/>
-                <w:b w:val="0"/>
+                <w:rFonts w:eastAsiaTheme="minorEastAsia"/>
                 <w:bCs w:val="0"/>
+                <w:sz w:val="24"/>
+                <w:szCs w:val="24"/>
               </w:rPr>
               <w:tab/>
             </w:r>
@@ -24484,47 +24449,63 @@
               <w:rPr>
                 <w:rStyle w:val="Hyperlink"/>
                 <w:rFonts w:eastAsia="Calibri"/>
+                <w:sz w:val="24"/>
+                <w:szCs w:val="24"/>
               </w:rPr>
               <w:t>Tài liệu tham khảo</w:t>
             </w:r>
             <w:r>
               <w:rPr>
                 <w:webHidden/>
+                <w:sz w:val="24"/>
+                <w:szCs w:val="24"/>
               </w:rPr>
               <w:tab/>
             </w:r>
             <w:r>
               <w:rPr>
                 <w:webHidden/>
+                <w:sz w:val="24"/>
+                <w:szCs w:val="24"/>
               </w:rPr>
               <w:fldChar w:fldCharType="begin"/>
             </w:r>
             <w:r>
               <w:rPr>
                 <w:webHidden/>
-              </w:rPr>
-              <w:instrText xml:space="preserve"> PAGEREF _Toc228360714 \h </w:instrText>
+                <w:sz w:val="24"/>
+                <w:szCs w:val="24"/>
+              </w:rPr>
+              <w:instrText xml:space="preserve"> PAGEREF _Toc229520248 \h </w:instrText>
             </w:r>
             <w:r>
               <w:rPr>
                 <w:webHidden/>
+                <w:sz w:val="24"/>
+                <w:szCs w:val="24"/>
               </w:rPr>
             </w:r>
             <w:r>
               <w:rPr>
                 <w:webHidden/>
+                <w:sz w:val="24"/>
+                <w:szCs w:val="24"/>
               </w:rPr>
               <w:fldChar w:fldCharType="separate"/>
             </w:r>
             <w:r>
               <w:rPr>
                 <w:webHidden/>
+                <w:sz w:val="24"/>
+                <w:szCs w:val="24"/>
               </w:rPr>
               <w:t>8</w:t>
             </w:r>
             <w:r>
               <w:rPr>
                 <w:webHidden/>
+                <w:sz w:val="24"/>
+                <w:szCs w:val="24"/>
               </w:rPr>
               <w:fldChar w:fldCharType="end"/>
             </w:r>
@@ -24534,24 +24515,28 @@
           <w:pPr>
             <w:pStyle w:val="TOC2"/>
             <w:rPr>
-              <w:rFonts w:asciiTheme="minorHAnsi" w:eastAsiaTheme="minorEastAsia" w:hAnsiTheme="minorHAnsi" w:cstheme="minorBidi"/>
-              <w:b w:val="0"/>
+              <w:rFonts w:eastAsiaTheme="minorEastAsia"/>
               <w:bCs w:val="0"/>
+              <w:sz w:val="24"/>
+              <w:szCs w:val="24"/>
             </w:rPr>
           </w:pPr>
-          <w:hyperlink w:anchor="_Toc228360715" w:history="1">
+          <w:hyperlink w:anchor="_Toc229520249" w:history="1">
             <w:r>
               <w:rPr>
                 <w:rStyle w:val="Hyperlink"/>
                 <w:rFonts w:eastAsia="Calibri"/>
+                <w:sz w:val="24"/>
+                <w:szCs w:val="24"/>
               </w:rPr>
               <w:t>2.4.</w:t>
             </w:r>
             <w:r>
               <w:rPr>
-                <w:rFonts w:asciiTheme="minorHAnsi" w:eastAsiaTheme="minorEastAsia" w:hAnsiTheme="minorHAnsi" w:cstheme="minorBidi"/>
-                <w:b w:val="0"/>
+                <w:rFonts w:eastAsiaTheme="minorEastAsia"/>
                 <w:bCs w:val="0"/>
+                <w:sz w:val="24"/>
+                <w:szCs w:val="24"/>
               </w:rPr>
               <w:tab/>
             </w:r>
@@ -24559,47 +24544,63 @@
               <w:rPr>
                 <w:rStyle w:val="Hyperlink"/>
                 <w:rFonts w:eastAsia="Calibri"/>
+                <w:sz w:val="24"/>
+                <w:szCs w:val="24"/>
               </w:rPr>
               <w:t>Tài liệu lịch sử</w:t>
             </w:r>
             <w:r>
               <w:rPr>
                 <w:webHidden/>
+                <w:sz w:val="24"/>
+                <w:szCs w:val="24"/>
               </w:rPr>
               <w:tab/>
             </w:r>
             <w:r>
               <w:rPr>
                 <w:webHidden/>
+                <w:sz w:val="24"/>
+                <w:szCs w:val="24"/>
               </w:rPr>
               <w:fldChar w:fldCharType="begin"/>
             </w:r>
             <w:r>
               <w:rPr>
                 <w:webHidden/>
-              </w:rPr>
-              <w:instrText xml:space="preserve"> PAGEREF _Toc228360715 \h </w:instrText>
+                <w:sz w:val="24"/>
+                <w:szCs w:val="24"/>
+              </w:rPr>
+              <w:instrText xml:space="preserve"> PAGEREF _Toc229520249 \h </w:instrText>
             </w:r>
             <w:r>
               <w:rPr>
                 <w:webHidden/>
+                <w:sz w:val="24"/>
+                <w:szCs w:val="24"/>
               </w:rPr>
             </w:r>
             <w:r>
               <w:rPr>
                 <w:webHidden/>
+                <w:sz w:val="24"/>
+                <w:szCs w:val="24"/>
               </w:rPr>
               <w:fldChar w:fldCharType="separate"/>
             </w:r>
             <w:r>
               <w:rPr>
                 <w:webHidden/>
+                <w:sz w:val="24"/>
+                <w:szCs w:val="24"/>
               </w:rPr>
               <w:t>8</w:t>
             </w:r>
             <w:r>
               <w:rPr>
                 <w:webHidden/>
+                <w:sz w:val="24"/>
+                <w:szCs w:val="24"/>
               </w:rPr>
               <w:fldChar w:fldCharType="end"/>
             </w:r>
@@ -24609,24 +24610,28 @@
           <w:pPr>
             <w:pStyle w:val="TOC2"/>
             <w:rPr>
-              <w:rFonts w:asciiTheme="minorHAnsi" w:eastAsiaTheme="minorEastAsia" w:hAnsiTheme="minorHAnsi" w:cstheme="minorBidi"/>
-              <w:b w:val="0"/>
+              <w:rFonts w:eastAsiaTheme="minorEastAsia"/>
               <w:bCs w:val="0"/>
+              <w:sz w:val="24"/>
+              <w:szCs w:val="24"/>
             </w:rPr>
           </w:pPr>
-          <w:hyperlink w:anchor="_Toc228360716" w:history="1">
+          <w:hyperlink w:anchor="_Toc229520250" w:history="1">
             <w:r>
               <w:rPr>
                 <w:rStyle w:val="Hyperlink"/>
                 <w:rFonts w:eastAsia="Calibri"/>
+                <w:sz w:val="24"/>
+                <w:szCs w:val="24"/>
               </w:rPr>
               <w:t>2.5.</w:t>
             </w:r>
             <w:r>
               <w:rPr>
-                <w:rFonts w:asciiTheme="minorHAnsi" w:eastAsiaTheme="minorEastAsia" w:hAnsiTheme="minorHAnsi" w:cstheme="minorBidi"/>
-                <w:b w:val="0"/>
+                <w:rFonts w:eastAsiaTheme="minorEastAsia"/>
                 <w:bCs w:val="0"/>
+                <w:sz w:val="24"/>
+                <w:szCs w:val="24"/>
               </w:rPr>
               <w:tab/>
             </w:r>
@@ -24634,70 +24639,77 @@
               <w:rPr>
                 <w:rStyle w:val="Hyperlink"/>
                 <w:rFonts w:eastAsia="Calibri"/>
+                <w:sz w:val="24"/>
+                <w:szCs w:val="24"/>
               </w:rPr>
               <w:t>Trình bày</w:t>
             </w:r>
             <w:r>
               <w:rPr>
                 <w:webHidden/>
+                <w:sz w:val="24"/>
+                <w:szCs w:val="24"/>
               </w:rPr>
               <w:tab/>
             </w:r>
             <w:r>
               <w:rPr>
                 <w:webHidden/>
+                <w:sz w:val="24"/>
+                <w:szCs w:val="24"/>
               </w:rPr>
               <w:fldChar w:fldCharType="begin"/>
             </w:r>
             <w:r>
               <w:rPr>
                 <w:webHidden/>
-              </w:rPr>
-              <w:instrText xml:space="preserve"> PAGEREF _Toc228360716 \h </w:instrText>
+                <w:sz w:val="24"/>
+                <w:szCs w:val="24"/>
+              </w:rPr>
+              <w:instrText xml:space="preserve"> PAGEREF _Toc229520250 \h </w:instrText>
             </w:r>
             <w:r>
               <w:rPr>
                 <w:webHidden/>
+                <w:sz w:val="24"/>
+                <w:szCs w:val="24"/>
               </w:rPr>
             </w:r>
             <w:r>
               <w:rPr>
                 <w:webHidden/>
+                <w:sz w:val="24"/>
+                <w:szCs w:val="24"/>
               </w:rPr>
               <w:fldChar w:fldCharType="separate"/>
             </w:r>
             <w:r>
               <w:rPr>
                 <w:webHidden/>
+                <w:sz w:val="24"/>
+                <w:szCs w:val="24"/>
               </w:rPr>
               <w:t>8</w:t>
             </w:r>
             <w:r>
               <w:rPr>
                 <w:webHidden/>
+                <w:sz w:val="24"/>
+                <w:szCs w:val="24"/>
               </w:rPr>
               <w:fldChar w:fldCharType="end"/>
             </w:r>
           </w:hyperlink>
         </w:p>
         <w:p>
-          <w:pPr>
-            <w:tabs>
-              <w:tab w:val="center" w:pos="4536"/>
-            </w:tabs>
-            <w:spacing w:after="0" w:line="360" w:lineRule="auto"/>
-            <w:jc w:val="both"/>
-            <w:rPr>
-              <w:rFonts w:ascii="Times New Roman" w:hAnsi="Times New Roman" w:cs="Times New Roman"/>
-              <w:sz w:val="24"/>
-              <w:szCs w:val="24"/>
-            </w:rPr>
-          </w:pPr>
           <w:r>
             <w:rPr>
               <w:rFonts w:ascii="Times New Roman" w:hAnsi="Times New Roman" w:cs="Times New Roman"/>
+              <w:b/>
               <w:bCs/>
               <w:noProof/>
+              <w:sz w:val="24"/>
+              <w:szCs w:val="24"/>
             </w:rPr>
             <w:fldChar w:fldCharType="end"/>
           </w:r>
@@ -24723,6 +24735,8 @@
         </w:rPr>
         <w:br w:type="page"/>
       </w:r>
+      <w:bookmarkStart w:id="2" w:name="_GoBack"/>
+      <w:bookmarkEnd w:id="2"/>
     </w:p>
     <w:p>
       <w:pPr>
@@ -24741,7 +24755,7 @@
           <w:szCs w:val="26"/>
         </w:rPr>
       </w:pPr>
-      <w:bookmarkStart w:id="3" w:name="_Toc228360708"/>
+      <w:bookmarkStart w:id="3" w:name="_Toc229520242"/>
       <w:r>
         <w:rPr>
           <w:rFonts w:ascii="Times New Roman" w:hAnsi="Times New Roman" w:cs="Times New Roman"/>
@@ -24771,7 +24785,7 @@
           <w:szCs w:val="26"/>
         </w:rPr>
       </w:pPr>
-      <w:bookmarkStart w:id="4" w:name="_Toc228360709"/>
+      <w:bookmarkStart w:id="4" w:name="_Toc229520243"/>
       <w:r>
         <w:rPr>
           <w:rFonts w:ascii="Times New Roman" w:eastAsia="Calibri" w:hAnsi="Times New Roman" w:cs="Times New Roman"/>
@@ -24864,7 +24878,7 @@
           <w:szCs w:val="26"/>
         </w:rPr>
       </w:pPr>
-      <w:bookmarkStart w:id="5" w:name="_Toc228360710"/>
+      <w:bookmarkStart w:id="5" w:name="_Toc229520244"/>
       <w:r>
         <w:rPr>
           <w:rFonts w:ascii="Times New Roman" w:eastAsia="Calibri" w:hAnsi="Times New Roman" w:cs="Times New Roman"/>
@@ -24918,7 +24932,7 @@
         </w:rPr>
       </w:pPr>
       <w:bookmarkStart w:id="6" w:name="_Toc71666264"/>
-      <w:bookmarkStart w:id="7" w:name="_Toc228360711"/>
+      <w:bookmarkStart w:id="7" w:name="_Toc229520245"/>
       <w:r>
         <w:rPr>
           <w:rFonts w:ascii="Times New Roman" w:hAnsi="Times New Roman" w:cs="Times New Roman"/>
@@ -24991,7 +25005,7 @@
         </w:rPr>
       </w:pPr>
       <w:bookmarkStart w:id="8" w:name="_Toc71666265"/>
-      <w:bookmarkStart w:id="9" w:name="_Toc228360712"/>
+      <w:bookmarkStart w:id="9" w:name="_Toc229520246"/>
       <w:r>
         <w:rPr>
           <w:rFonts w:ascii="Times New Roman" w:eastAsia="Calibri" w:hAnsi="Times New Roman" w:cs="Times New Roman"/>
@@ -25951,7 +25965,7 @@
         </w:rPr>
       </w:pPr>
       <w:bookmarkStart w:id="14" w:name="_Toc71666266"/>
-      <w:bookmarkStart w:id="15" w:name="_Toc228360713"/>
+      <w:bookmarkStart w:id="15" w:name="_Toc229520247"/>
       <w:r>
         <w:rPr>
           <w:rFonts w:ascii="Times New Roman" w:eastAsia="Calibri" w:hAnsi="Times New Roman" w:cs="Times New Roman"/>
@@ -26968,7 +26982,7 @@
         </w:rPr>
       </w:pPr>
       <w:bookmarkStart w:id="16" w:name="_Toc71666267"/>
-      <w:bookmarkStart w:id="17" w:name="_Toc228360714"/>
+      <w:bookmarkStart w:id="17" w:name="_Toc229520248"/>
       <w:r>
         <w:rPr>
           <w:rFonts w:ascii="Times New Roman" w:eastAsia="Calibri" w:hAnsi="Times New Roman" w:cs="Times New Roman"/>
@@ -27318,7 +27332,7 @@
         </w:rPr>
       </w:pPr>
       <w:bookmarkStart w:id="18" w:name="_Toc71666268"/>
-      <w:bookmarkStart w:id="19" w:name="_Toc228360715"/>
+      <w:bookmarkStart w:id="19" w:name="_Toc229520249"/>
       <w:r>
         <w:rPr>
           <w:rFonts w:ascii="Times New Roman" w:eastAsia="Calibri" w:hAnsi="Times New Roman" w:cs="Times New Roman"/>
@@ -27572,7 +27586,7 @@
         </w:rPr>
       </w:pPr>
       <w:bookmarkStart w:id="20" w:name="_Toc71666269"/>
-      <w:bookmarkStart w:id="21" w:name="_Toc228360716"/>
+      <w:bookmarkStart w:id="21" w:name="_Toc229520250"/>
       <w:r>
         <w:rPr>
           <w:rFonts w:ascii="Times New Roman" w:eastAsia="Calibri" w:hAnsi="Times New Roman" w:cs="Times New Roman"/>
@@ -27740,6 +27754,7 @@
           </w:tcPr>
           <w:p>
             <w:pPr>
+              <w:jc w:val="center"/>
               <w:rPr>
                 <w:sz w:val="26"/>
               </w:rPr>
@@ -34073,7 +34088,7 @@
 </file>
 
 <file path=customXml/itemProps1.xml><?xml version="1.0" encoding="utf-8"?>
-<ds:datastoreItem xmlns:ds="http://schemas.openxmlformats.org/officeDocument/2006/customXml" ds:itemID="{EAD8BACB-0C5E-4163-8E8D-48B02F86C15A}">
+<ds:datastoreItem xmlns:ds="http://schemas.openxmlformats.org/officeDocument/2006/customXml" ds:itemID="{58391935-A14B-4013-937A-5F72251AB8CD}">
   <ds:schemaRefs>
     <ds:schemaRef ds:uri="http://schemas.openxmlformats.org/officeDocument/2006/bibliography"/>
   </ds:schemaRefs>
